--- a/_Export_To_Drive/Chapter_11_Complete.docx
+++ b/_Export_To_Drive/Chapter_11_Complete.docx
@@ -4800,14 +4800,14 @@
       <w:r>
         <w:drawing>
           <wp:inline>
-            <wp:extent cx="3810000" cy="2540000"/>
+            <wp:extent cx="3121152" cy="3121152"/>
             <wp:effectExtent b="0" l="0" r="0" t="0"/>
             <wp:docPr descr="Algoritmo de Descentramento" title="" id="26" name="Picture"/>
             <a:graphic>
               <a:graphicData uri="http://schemas.openxmlformats.org/drawingml/2006/picture">
                 <pic:pic>
                   <pic:nvPicPr>
-                    <pic:cNvPr descr="figures/chapter11/infographic_11_1_decentration_algo.md" id="27" name="Picture"/>
+                    <pic:cNvPr descr="figures/chapter11/decentration_algo.png" id="27" name="Picture"/>
                     <pic:cNvPicPr>
                       <a:picLocks noChangeArrowheads="1" noChangeAspect="1"/>
                     </pic:cNvPicPr>
@@ -4821,7 +4821,7 @@
                   <pic:spPr bwMode="auto">
                     <a:xfrm>
                       <a:off x="0" y="0"/>
-                      <a:ext cx="3810000" cy="2540000"/>
+                      <a:ext cx="3121152" cy="3121152"/>
                     </a:xfrm>
                     <a:prstGeom prst="rect">
                       <a:avLst/>
@@ -4867,14 +4867,14 @@
       <w:r>
         <w:drawing>
           <wp:inline>
-            <wp:extent cx="3810000" cy="2540000"/>
+            <wp:extent cx="3121152" cy="3121152"/>
             <wp:effectExtent b="0" l="0" r="0" t="0"/>
             <wp:docPr descr="DLK: Areias do Sahara" title="" id="30" name="Picture"/>
             <a:graphic>
               <a:graphicData uri="http://schemas.openxmlformats.org/drawingml/2006/picture">
                 <pic:pic>
                   <pic:nvPicPr>
-                    <pic:cNvPr descr="figures/chapter11/infographic_11_2_dlk_grading.md" id="31" name="Picture"/>
+                    <pic:cNvPr descr="figures/chapter11/dlk_grading.png" id="31" name="Picture"/>
                     <pic:cNvPicPr>
                       <a:picLocks noChangeArrowheads="1" noChangeAspect="1"/>
                     </pic:cNvPicPr>
@@ -4888,7 +4888,7 @@
                   <pic:spPr bwMode="auto">
                     <a:xfrm>
                       <a:off x="0" y="0"/>
-                      <a:ext cx="3810000" cy="2540000"/>
+                      <a:ext cx="3121152" cy="3121152"/>
                     </a:xfrm>
                     <a:prstGeom prst="rect">
                       <a:avLst/>
@@ -4990,14 +4990,14 @@
       <w:r>
         <w:drawing>
           <wp:inline>
-            <wp:extent cx="3810000" cy="2540000"/>
+            <wp:extent cx="3121152" cy="3121152"/>
             <wp:effectExtent b="0" l="0" r="0" t="0"/>
             <wp:docPr descr="Heatmap de Risco" title="" id="34" name="Picture"/>
             <a:graphic>
               <a:graphicData uri="http://schemas.openxmlformats.org/drawingml/2006/picture">
                 <pic:pic>
                   <pic:nvPicPr>
-                    <pic:cNvPr descr="figures/chapter11/infographic_11_3_complications_heatmap.md" id="35" name="Picture"/>
+                    <pic:cNvPr descr="figures/chapter11/complications_heatmap.png" id="35" name="Picture"/>
                     <pic:cNvPicPr>
                       <a:picLocks noChangeArrowheads="1" noChangeAspect="1"/>
                     </pic:cNvPicPr>
@@ -5011,7 +5011,7 @@
                   <pic:spPr bwMode="auto">
                     <a:xfrm>
                       <a:off x="0" y="0"/>
-                      <a:ext cx="3810000" cy="2540000"/>
+                      <a:ext cx="3121152" cy="3121152"/>
                     </a:xfrm>
                     <a:prstGeom prst="rect">
                       <a:avLst/>
@@ -5057,14 +5057,14 @@
       <w:r>
         <w:drawing>
           <wp:inline>
-            <wp:extent cx="3810000" cy="2540000"/>
+            <wp:extent cx="3121152" cy="3121152"/>
             <wp:effectExtent b="0" l="0" r="0" t="0"/>
             <wp:docPr descr="O Loop do Olho Seco" title="" id="38" name="Picture"/>
             <a:graphic>
               <a:graphicData uri="http://schemas.openxmlformats.org/drawingml/2006/picture">
                 <pic:pic>
                   <pic:nvPicPr>
-                    <pic:cNvPr descr="figures/chapter11/infographic_11_4_dry_eye_cycle.md" id="39" name="Picture"/>
+                    <pic:cNvPr descr="figures/chapter11/dry_eye_cycle.png" id="39" name="Picture"/>
                     <pic:cNvPicPr>
                       <a:picLocks noChangeArrowheads="1" noChangeAspect="1"/>
                     </pic:cNvPicPr>
@@ -5078,7 +5078,7 @@
                   <pic:spPr bwMode="auto">
                     <a:xfrm>
                       <a:off x="0" y="0"/>
-                      <a:ext cx="3810000" cy="2540000"/>
+                      <a:ext cx="3121152" cy="3121152"/>
                     </a:xfrm>
                     <a:prstGeom prst="rect">
                       <a:avLst/>
